--- a/03_Outputs/final scripts/ru/Module 3/3.0.0-ru.docx
+++ b/03_Outputs/final scripts/ru/Module 3/3.0.0-ru.docx
@@ -9,7 +9,7 @@
     </w:p>
     <w:p>
       <w:r>
-        <w:t xml:space="preserve">В этом модуле мы исследуем путь к устойчивому и справедливому энергетическому будущему. Переход на возобновляемые источники энергии связан с обеспечением равенства и инклюзивности в сообществах и регионах, а также с отходом от ископаемых видов топлива в пользу чистых источников, таких как ветер и солнечная энергия.  </w:t>
+        <w:t xml:space="preserve">В этом модуле мы исследуем путь к устойчивому и справедливому энергетическому будущему. Переход на возобновляемые источники энергии связан с обеспечением равенства и инклюзивности в сообществах и регионах, одновременно отходя от ископаемых видов топлива в пользу чистых источников, таких как ветер и солнечная энергия.  </w:t>
       </w:r>
     </w:p>
     <w:p>
@@ -24,22 +24,22 @@
     </w:p>
     <w:p>
       <w:r>
-        <w:t xml:space="preserve">Справедливый энергетический переход требует сильного управления и сотрудничества. Политики и институты должны учитывать местные реалии, культурные контексты и права человека. Например, обеспечение прав на землю в проектах по возобновляемой энергии может помочь предотвратить выселение, а участие сообщества через процессы, такие как Свободное, Предварительное и Информированное Согласие, способствует доверию и легитимности.  </w:t>
+        <w:t xml:space="preserve">Справедливый энергетический переход требует сильного управления и сотрудничества. Политики и институты должны учитывать местные реалии, культурные контексты и права человека. Например, обеспечение прав на землю в проектах по возобновляемой энергии может помочь предотвратить выселение, а участие сообщества через такие процессы, как Свободное, Предварительное и Информированное согласие, способствует доверию и легитимности.  </w:t>
       </w:r>
     </w:p>
     <w:p>
       <w:r>
-        <w:t xml:space="preserve">Также существуют экологические аспекты. Системы возобновляемой энергии снижают выбросы парниковых газов, солнечная энергия производит примерно на семьдесят процентов меньше выбросов за весь жизненный цикл, чем уголь. Тем не менее, эти технологии должны развиваться ответственно. Крупные гидроэнергетические проекты могут нарушать экосистемы, а ветровые и солнечные фермы требуют аккуратного размещения, чтобы минимизировать их влияние на среды обитания.  </w:t>
+        <w:t xml:space="preserve">Также существуют экологические аспекты. Системы возобновляемой энергии снижают выбросы парниковых газов, при этом солнечная энергия производит примерно на семьдесят процентов меньше выбросов за весь жизненный цикл, чем уголь. Тем не менее, эти технологии должны развиваться ответственно. Крупные гидроэнергетические проекты могут нарушать экосистемы, а ветровые и солнечные электростанции требуют тщательного размещения, чтобы минимизировать их воздействие на природные среды.  </w:t>
       </w:r>
     </w:p>
     <w:p>
       <w:r>
-        <w:t xml:space="preserve">Переход также создает новые экономические возможности. Страны с запасами критически важных минералов, таких как литий, кобальт и редкоземельные элементы, могут внести значительный вклад. Ответственная добыча и международное сотрудничество — ключ к избеганию экологического и социального вреда. Помимо добычи, развивающиеся страны могут укреплять свою экономику, инвестируя в местную переработку и производство. Например, Марокко и Египет строят региональные индустрии по производству солнечных панелей и аккумуляторов, создавая рабочие места и повышая устойчивость.  </w:t>
+        <w:t xml:space="preserve">Переход также создает новые экономические возможности. Страны с запасами критически важных минералов, таких как литий, кобальт и редкоземельные элементы, могут внести значительный вклад. Ответственная добыча и международное сотрудничество — ключ к избеганию экологического и социального вреда. Помимо добычи, развивающиеся страны могут укреплять свою экономику, инвестируя в местную переработку и производство. Например, Марокко и Египет создают региональные отрасли по производству солнечных панелей и аккумуляторов, создавая рабочие места и повышая устойчивость.  </w:t>
       </w:r>
     </w:p>
     <w:p>
       <w:r>
-        <w:t xml:space="preserve">В то же время, переход к новой работе крайне важен. Программы переподготовки для работников ископаемых видов топлива, меры по сокращению гендерных разрывов и социальные сети безопасности, такие как целевые субсидии и поддержка доходов, могут помочь сообществам адаптироваться и процветать в этот период.  </w:t>
+        <w:t xml:space="preserve">В то же время, переход к новой энергетике требует перемен в рабочей силе. Программы переподготовки для работников ископаемых видов топлива, меры по сокращению гендерных разрывов и социальные сети безопасности, такие как целевые субсидии и поддержка доходов, могут помочь сообществам адаптироваться и процветать в этот период.  </w:t>
       </w:r>
     </w:p>
     <w:p>
